--- a/Doc of analysis.docx
+++ b/Doc of analysis.docx
@@ -460,20 +460,32 @@
       <w:r>
         <w:rPr>
           <w:rFonts w:ascii="Times New Roman" w:hAnsi="Times New Roman" w:cs="Times New Roman"/>
+          <w:b/>
+          <w:bCs/>
         </w:rPr>
         <w:t>Dictionary-based approach (</w:t>
       </w:r>
       <w:r>
         <w:rPr>
           <w:rFonts w:ascii="Times New Roman" w:hAnsi="Times New Roman" w:cs="Times New Roman"/>
+          <w:b/>
+          <w:bCs/>
         </w:rPr>
         <w:t>Rule Based, Deduction</w:t>
       </w:r>
       <w:r>
         <w:rPr>
           <w:rFonts w:ascii="Times New Roman" w:hAnsi="Times New Roman" w:cs="Times New Roman"/>
-        </w:rPr>
-        <w:t xml:space="preserve">) – Deduction is the process of applying the general rule to specific </w:t>
+          <w:b/>
+          <w:bCs/>
+        </w:rPr>
+        <w:t>)</w:t>
+      </w:r>
+      <w:r>
+        <w:rPr>
+          <w:rFonts w:ascii="Times New Roman" w:hAnsi="Times New Roman" w:cs="Times New Roman"/>
+        </w:rPr>
+        <w:t xml:space="preserve"> – Deduction is the process of applying the general rule to specific </w:t>
       </w:r>
       <w:r>
         <w:rPr>
@@ -509,7 +521,7 @@
         <w:rPr>
           <w:rFonts w:ascii="Times New Roman" w:hAnsi="Times New Roman" w:cs="Times New Roman"/>
         </w:rPr>
-        <w:t>s. It’s mainly uses what you want to store about (Key) and pre-defined keywords in the value for each aspect. This usage will be fast, interpretable and controllable. It’s good for domain-specific terms.</w:t>
+        <w:t>s. It mainly uses what you want to store about (Key) and pre-defined keywords in the value for each aspect. This usage will be fast, interpretable and controllable. It’s good for domain-specific terms.</w:t>
       </w:r>
       <w:r>
         <w:rPr>
@@ -552,24 +564,32 @@
       <w:r>
         <w:rPr>
           <w:rFonts w:ascii="Times New Roman" w:hAnsi="Times New Roman" w:cs="Times New Roman"/>
+          <w:b/>
+          <w:bCs/>
         </w:rPr>
         <w:t>Dependency parsing approach (</w:t>
       </w:r>
       <w:r>
         <w:rPr>
           <w:rFonts w:ascii="Times New Roman" w:hAnsi="Times New Roman" w:cs="Times New Roman"/>
+          <w:b/>
+          <w:bCs/>
         </w:rPr>
         <w:t>Linguistic</w:t>
       </w:r>
       <w:r>
         <w:rPr>
           <w:rFonts w:ascii="Times New Roman" w:hAnsi="Times New Roman" w:cs="Times New Roman"/>
+          <w:b/>
+          <w:bCs/>
         </w:rPr>
         <w:t>, Induction</w:t>
       </w:r>
       <w:r>
         <w:rPr>
           <w:rFonts w:ascii="Times New Roman" w:hAnsi="Times New Roman" w:cs="Times New Roman"/>
+          <w:b/>
+          <w:bCs/>
         </w:rPr>
         <w:t>)</w:t>
       </w:r>
@@ -641,6 +661,1572 @@
         </w:rPr>
         <w:t>.</w:t>
       </w:r>
+    </w:p>
+    <w:p>
+      <w:pPr>
+        <w:jc w:val="both"/>
+        <w:rPr>
+          <w:rFonts w:ascii="Times New Roman" w:hAnsi="Times New Roman" w:cs="Times New Roman"/>
+        </w:rPr>
+      </w:pPr>
+      <w:r>
+        <w:rPr>
+          <w:rFonts w:ascii="Times New Roman" w:hAnsi="Times New Roman" w:cs="Times New Roman"/>
+        </w:rPr>
+        <w:t xml:space="preserve">Both the approaches are logic-driven model. The </w:t>
+      </w:r>
+      <w:r>
+        <w:rPr>
+          <w:rFonts w:ascii="Times New Roman" w:hAnsi="Times New Roman" w:cs="Times New Roman"/>
+        </w:rPr>
+        <w:t>Aspect Extraction primarily</w:t>
+      </w:r>
+      <w:r>
+        <w:rPr>
+          <w:rFonts w:ascii="Times New Roman" w:hAnsi="Times New Roman" w:cs="Times New Roman"/>
+        </w:rPr>
+        <w:t xml:space="preserve"> </w:t>
+      </w:r>
+      <w:r>
+        <w:rPr>
+          <w:rFonts w:ascii="Times New Roman" w:hAnsi="Times New Roman" w:cs="Times New Roman"/>
+        </w:rPr>
+        <w:t>uses a</w:t>
+      </w:r>
+      <w:r>
+        <w:rPr>
+          <w:rFonts w:ascii="Times New Roman" w:hAnsi="Times New Roman" w:cs="Times New Roman"/>
+        </w:rPr>
+        <w:t xml:space="preserve"> rule-based approach implemented by pre-trained neural models. The dictionary-based method is deterministic, while the dependency parser use </w:t>
+      </w:r>
+      <w:proofErr w:type="spellStart"/>
+      <w:r>
+        <w:rPr>
+          <w:rFonts w:ascii="Times New Roman" w:hAnsi="Times New Roman" w:cs="Times New Roman"/>
+        </w:rPr>
+        <w:t>spaCy’s</w:t>
+      </w:r>
+      <w:proofErr w:type="spellEnd"/>
+      <w:r>
+        <w:rPr>
+          <w:rFonts w:ascii="Times New Roman" w:hAnsi="Times New Roman" w:cs="Times New Roman"/>
+        </w:rPr>
+        <w:t xml:space="preserve"> neural pipeline like POS tagging is used via averaged perceptron and parsing is done using neural network. This type of hybrid approach is chosen because, medical terminology benefits from explicit dictionary control, pre-trained models provide robust linguistic analysis without requiring labelled training data, and the rule-based method ensures interpretability for domain experts.</w:t>
+      </w:r>
+      <w:r>
+        <w:rPr>
+          <w:rFonts w:ascii="Times New Roman" w:hAnsi="Times New Roman" w:cs="Times New Roman"/>
+        </w:rPr>
+        <w:t xml:space="preserve"> The below pipeline explains:</w:t>
+      </w:r>
+    </w:p>
+    <w:p>
+      <w:pPr>
+        <w:jc w:val="both"/>
+        <w:rPr>
+          <w:rFonts w:ascii="Times New Roman" w:hAnsi="Times New Roman" w:cs="Times New Roman"/>
+        </w:rPr>
+      </w:pPr>
+      <w:r>
+        <w:rPr>
+          <w:rFonts w:ascii="Times New Roman" w:hAnsi="Times New Roman" w:cs="Times New Roman"/>
+          <w:noProof/>
+          <w14:ligatures w14:val="standardContextual"/>
+        </w:rPr>
+        <mc:AlternateContent>
+          <mc:Choice Requires="wps">
+            <w:drawing>
+              <wp:anchor distT="0" distB="0" distL="114300" distR="114300" simplePos="0" relativeHeight="251676672" behindDoc="0" locked="0" layoutInCell="1" allowOverlap="1" wp14:anchorId="4F29D20A" wp14:editId="734D077D">
+                <wp:simplePos x="0" y="0"/>
+                <wp:positionH relativeFrom="column">
+                  <wp:posOffset>2792730</wp:posOffset>
+                </wp:positionH>
+                <wp:positionV relativeFrom="paragraph">
+                  <wp:posOffset>2560955</wp:posOffset>
+                </wp:positionV>
+                <wp:extent cx="19050" cy="259080"/>
+                <wp:effectExtent l="57150" t="0" r="57150" b="64770"/>
+                <wp:wrapNone/>
+                <wp:docPr id="1128895130" name="Straight Arrow Connector 7"/>
+                <wp:cNvGraphicFramePr/>
+                <a:graphic xmlns:a="http://schemas.openxmlformats.org/drawingml/2006/main">
+                  <a:graphicData uri="http://schemas.microsoft.com/office/word/2010/wordprocessingShape">
+                    <wps:wsp>
+                      <wps:cNvCnPr/>
+                      <wps:spPr>
+                        <a:xfrm>
+                          <a:off x="0" y="0"/>
+                          <a:ext cx="19050" cy="259080"/>
+                        </a:xfrm>
+                        <a:prstGeom prst="straightConnector1">
+                          <a:avLst/>
+                        </a:prstGeom>
+                        <a:ln>
+                          <a:tailEnd type="triangle"/>
+                        </a:ln>
+                      </wps:spPr>
+                      <wps:style>
+                        <a:lnRef idx="1">
+                          <a:schemeClr val="accent1"/>
+                        </a:lnRef>
+                        <a:fillRef idx="0">
+                          <a:schemeClr val="accent1"/>
+                        </a:fillRef>
+                        <a:effectRef idx="0">
+                          <a:schemeClr val="accent1"/>
+                        </a:effectRef>
+                        <a:fontRef idx="minor">
+                          <a:schemeClr val="tx1"/>
+                        </a:fontRef>
+                      </wps:style>
+                      <wps:bodyPr/>
+                    </wps:wsp>
+                  </a:graphicData>
+                </a:graphic>
+              </wp:anchor>
+            </w:drawing>
+          </mc:Choice>
+          <mc:Fallback>
+            <w:pict>
+              <v:shapetype w14:anchorId="74AB12CE" id="_x0000_t32" coordsize="21600,21600" o:spt="32" o:oned="t" path="m,l21600,21600e" filled="f">
+                <v:path arrowok="t" fillok="f" o:connecttype="none"/>
+                <o:lock v:ext="edit" shapetype="t"/>
+              </v:shapetype>
+              <v:shape id="Straight Arrow Connector 7" o:spid="_x0000_s1026" type="#_x0000_t32" style="position:absolute;margin-left:219.9pt;margin-top:201.65pt;width:1.5pt;height:20.4pt;z-index:251676672;visibility:visible;mso-wrap-style:square;mso-wrap-distance-left:9pt;mso-wrap-distance-top:0;mso-wrap-distance-right:9pt;mso-wrap-distance-bottom:0;mso-position-horizontal:absolute;mso-position-horizontal-relative:text;mso-position-vertical:absolute;mso-position-vertical-relative:text" o:gfxdata="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" strokecolor="#4472c4 [3204]" strokeweight=".5pt">
+                <v:stroke endarrow="block" joinstyle="miter"/>
+              </v:shape>
+            </w:pict>
+          </mc:Fallback>
+        </mc:AlternateContent>
+      </w:r>
+      <w:r>
+        <w:rPr>
+          <w:rFonts w:ascii="Times New Roman" w:hAnsi="Times New Roman" w:cs="Times New Roman"/>
+          <w:noProof/>
+          <w14:ligatures w14:val="standardContextual"/>
+        </w:rPr>
+        <mc:AlternateContent>
+          <mc:Choice Requires="wps">
+            <w:drawing>
+              <wp:anchor distT="0" distB="0" distL="114300" distR="114300" simplePos="0" relativeHeight="251675648" behindDoc="0" locked="0" layoutInCell="1" allowOverlap="1" wp14:anchorId="337AE27C" wp14:editId="1BA9BE83">
+                <wp:simplePos x="0" y="0"/>
+                <wp:positionH relativeFrom="column">
+                  <wp:posOffset>2773680</wp:posOffset>
+                </wp:positionH>
+                <wp:positionV relativeFrom="paragraph">
+                  <wp:posOffset>1859915</wp:posOffset>
+                </wp:positionV>
+                <wp:extent cx="22860" cy="228600"/>
+                <wp:effectExtent l="57150" t="0" r="53340" b="57150"/>
+                <wp:wrapNone/>
+                <wp:docPr id="236476093" name="Straight Arrow Connector 6"/>
+                <wp:cNvGraphicFramePr/>
+                <a:graphic xmlns:a="http://schemas.openxmlformats.org/drawingml/2006/main">
+                  <a:graphicData uri="http://schemas.microsoft.com/office/word/2010/wordprocessingShape">
+                    <wps:wsp>
+                      <wps:cNvCnPr/>
+                      <wps:spPr>
+                        <a:xfrm>
+                          <a:off x="0" y="0"/>
+                          <a:ext cx="22860" cy="228600"/>
+                        </a:xfrm>
+                        <a:prstGeom prst="straightConnector1">
+                          <a:avLst/>
+                        </a:prstGeom>
+                        <a:ln>
+                          <a:tailEnd type="triangle"/>
+                        </a:ln>
+                      </wps:spPr>
+                      <wps:style>
+                        <a:lnRef idx="1">
+                          <a:schemeClr val="accent1"/>
+                        </a:lnRef>
+                        <a:fillRef idx="0">
+                          <a:schemeClr val="accent1"/>
+                        </a:fillRef>
+                        <a:effectRef idx="0">
+                          <a:schemeClr val="accent1"/>
+                        </a:effectRef>
+                        <a:fontRef idx="minor">
+                          <a:schemeClr val="tx1"/>
+                        </a:fontRef>
+                      </wps:style>
+                      <wps:bodyPr/>
+                    </wps:wsp>
+                  </a:graphicData>
+                </a:graphic>
+              </wp:anchor>
+            </w:drawing>
+          </mc:Choice>
+          <mc:Fallback>
+            <w:pict>
+              <v:shape w14:anchorId="08D5E20E" id="Straight Arrow Connector 6" o:spid="_x0000_s1026" type="#_x0000_t32" style="position:absolute;margin-left:218.4pt;margin-top:146.45pt;width:1.8pt;height:18pt;z-index:251675648;visibility:visible;mso-wrap-style:square;mso-wrap-distance-left:9pt;mso-wrap-distance-top:0;mso-wrap-distance-right:9pt;mso-wrap-distance-bottom:0;mso-position-horizontal:absolute;mso-position-horizontal-relative:text;mso-position-vertical:absolute;mso-position-vertical-relative:text" o:gfxdata="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" strokecolor="#4472c4 [3204]" strokeweight=".5pt">
+                <v:stroke endarrow="block" joinstyle="miter"/>
+              </v:shape>
+            </w:pict>
+          </mc:Fallback>
+        </mc:AlternateContent>
+      </w:r>
+      <w:r>
+        <w:rPr>
+          <w:rFonts w:ascii="Times New Roman" w:hAnsi="Times New Roman" w:cs="Times New Roman"/>
+          <w:noProof/>
+          <w14:ligatures w14:val="standardContextual"/>
+        </w:rPr>
+        <mc:AlternateContent>
+          <mc:Choice Requires="wps">
+            <w:drawing>
+              <wp:anchor distT="0" distB="0" distL="114300" distR="114300" simplePos="0" relativeHeight="251674624" behindDoc="0" locked="0" layoutInCell="1" allowOverlap="1" wp14:anchorId="50B66AA6" wp14:editId="0D9AC595">
+                <wp:simplePos x="0" y="0"/>
+                <wp:positionH relativeFrom="column">
+                  <wp:posOffset>2766060</wp:posOffset>
+                </wp:positionH>
+                <wp:positionV relativeFrom="paragraph">
+                  <wp:posOffset>1219835</wp:posOffset>
+                </wp:positionV>
+                <wp:extent cx="0" cy="213360"/>
+                <wp:effectExtent l="76200" t="0" r="57150" b="53340"/>
+                <wp:wrapNone/>
+                <wp:docPr id="1256097616" name="Straight Arrow Connector 5"/>
+                <wp:cNvGraphicFramePr/>
+                <a:graphic xmlns:a="http://schemas.openxmlformats.org/drawingml/2006/main">
+                  <a:graphicData uri="http://schemas.microsoft.com/office/word/2010/wordprocessingShape">
+                    <wps:wsp>
+                      <wps:cNvCnPr/>
+                      <wps:spPr>
+                        <a:xfrm>
+                          <a:off x="0" y="0"/>
+                          <a:ext cx="0" cy="213360"/>
+                        </a:xfrm>
+                        <a:prstGeom prst="straightConnector1">
+                          <a:avLst/>
+                        </a:prstGeom>
+                        <a:ln>
+                          <a:tailEnd type="triangle"/>
+                        </a:ln>
+                      </wps:spPr>
+                      <wps:style>
+                        <a:lnRef idx="1">
+                          <a:schemeClr val="accent1"/>
+                        </a:lnRef>
+                        <a:fillRef idx="0">
+                          <a:schemeClr val="accent1"/>
+                        </a:fillRef>
+                        <a:effectRef idx="0">
+                          <a:schemeClr val="accent1"/>
+                        </a:effectRef>
+                        <a:fontRef idx="minor">
+                          <a:schemeClr val="tx1"/>
+                        </a:fontRef>
+                      </wps:style>
+                      <wps:bodyPr/>
+                    </wps:wsp>
+                  </a:graphicData>
+                </a:graphic>
+              </wp:anchor>
+            </w:drawing>
+          </mc:Choice>
+          <mc:Fallback>
+            <w:pict>
+              <v:shape w14:anchorId="6E530ADF" id="Straight Arrow Connector 5" o:spid="_x0000_s1026" type="#_x0000_t32" style="position:absolute;margin-left:217.8pt;margin-top:96.05pt;width:0;height:16.8pt;z-index:251674624;visibility:visible;mso-wrap-style:square;mso-wrap-distance-left:9pt;mso-wrap-distance-top:0;mso-wrap-distance-right:9pt;mso-wrap-distance-bottom:0;mso-position-horizontal:absolute;mso-position-horizontal-relative:text;mso-position-vertical:absolute;mso-position-vertical-relative:text" o:gfxdata="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" strokecolor="#4472c4 [3204]" strokeweight=".5pt">
+                <v:stroke endarrow="block" joinstyle="miter"/>
+              </v:shape>
+            </w:pict>
+          </mc:Fallback>
+        </mc:AlternateContent>
+      </w:r>
+      <w:r>
+        <w:rPr>
+          <w:rFonts w:ascii="Times New Roman" w:hAnsi="Times New Roman" w:cs="Times New Roman"/>
+          <w:noProof/>
+          <w14:ligatures w14:val="standardContextual"/>
+        </w:rPr>
+        <mc:AlternateContent>
+          <mc:Choice Requires="wps">
+            <w:drawing>
+              <wp:anchor distT="0" distB="0" distL="114300" distR="114300" simplePos="0" relativeHeight="251673600" behindDoc="0" locked="0" layoutInCell="1" allowOverlap="1" wp14:anchorId="77B74603" wp14:editId="21E80CD6">
+                <wp:simplePos x="0" y="0"/>
+                <wp:positionH relativeFrom="column">
+                  <wp:posOffset>2766060</wp:posOffset>
+                </wp:positionH>
+                <wp:positionV relativeFrom="paragraph">
+                  <wp:posOffset>800735</wp:posOffset>
+                </wp:positionV>
+                <wp:extent cx="15240" cy="144780"/>
+                <wp:effectExtent l="38100" t="0" r="60960" b="64770"/>
+                <wp:wrapNone/>
+                <wp:docPr id="883303475" name="Straight Arrow Connector 4"/>
+                <wp:cNvGraphicFramePr/>
+                <a:graphic xmlns:a="http://schemas.openxmlformats.org/drawingml/2006/main">
+                  <a:graphicData uri="http://schemas.microsoft.com/office/word/2010/wordprocessingShape">
+                    <wps:wsp>
+                      <wps:cNvCnPr/>
+                      <wps:spPr>
+                        <a:xfrm>
+                          <a:off x="0" y="0"/>
+                          <a:ext cx="15240" cy="144780"/>
+                        </a:xfrm>
+                        <a:prstGeom prst="straightConnector1">
+                          <a:avLst/>
+                        </a:prstGeom>
+                        <a:ln>
+                          <a:tailEnd type="triangle"/>
+                        </a:ln>
+                      </wps:spPr>
+                      <wps:style>
+                        <a:lnRef idx="1">
+                          <a:schemeClr val="accent1"/>
+                        </a:lnRef>
+                        <a:fillRef idx="0">
+                          <a:schemeClr val="accent1"/>
+                        </a:fillRef>
+                        <a:effectRef idx="0">
+                          <a:schemeClr val="accent1"/>
+                        </a:effectRef>
+                        <a:fontRef idx="minor">
+                          <a:schemeClr val="tx1"/>
+                        </a:fontRef>
+                      </wps:style>
+                      <wps:bodyPr/>
+                    </wps:wsp>
+                  </a:graphicData>
+                </a:graphic>
+              </wp:anchor>
+            </w:drawing>
+          </mc:Choice>
+          <mc:Fallback>
+            <w:pict>
+              <v:shape w14:anchorId="47475703" id="Straight Arrow Connector 4" o:spid="_x0000_s1026" type="#_x0000_t32" style="position:absolute;margin-left:217.8pt;margin-top:63.05pt;width:1.2pt;height:11.4pt;z-index:251673600;visibility:visible;mso-wrap-style:square;mso-wrap-distance-left:9pt;mso-wrap-distance-top:0;mso-wrap-distance-right:9pt;mso-wrap-distance-bottom:0;mso-position-horizontal:absolute;mso-position-horizontal-relative:text;mso-position-vertical:absolute;mso-position-vertical-relative:text" o:gfxdata="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" strokecolor="#4472c4 [3204]" strokeweight=".5pt">
+                <v:stroke endarrow="block" joinstyle="miter"/>
+              </v:shape>
+            </w:pict>
+          </mc:Fallback>
+        </mc:AlternateContent>
+      </w:r>
+      <w:r>
+        <w:rPr>
+          <w:rFonts w:ascii="Times New Roman" w:hAnsi="Times New Roman" w:cs="Times New Roman"/>
+          <w:noProof/>
+          <w14:ligatures w14:val="standardContextual"/>
+        </w:rPr>
+        <mc:AlternateContent>
+          <mc:Choice Requires="wps">
+            <w:drawing>
+              <wp:anchor distT="0" distB="0" distL="114300" distR="114300" simplePos="0" relativeHeight="251672576" behindDoc="0" locked="0" layoutInCell="1" allowOverlap="1" wp14:anchorId="46954DF2" wp14:editId="215C5BC3">
+                <wp:simplePos x="0" y="0"/>
+                <wp:positionH relativeFrom="column">
+                  <wp:posOffset>2758440</wp:posOffset>
+                </wp:positionH>
+                <wp:positionV relativeFrom="paragraph">
+                  <wp:posOffset>427355</wp:posOffset>
+                </wp:positionV>
+                <wp:extent cx="7620" cy="160020"/>
+                <wp:effectExtent l="76200" t="0" r="68580" b="49530"/>
+                <wp:wrapNone/>
+                <wp:docPr id="1785274342" name="Straight Arrow Connector 3"/>
+                <wp:cNvGraphicFramePr/>
+                <a:graphic xmlns:a="http://schemas.openxmlformats.org/drawingml/2006/main">
+                  <a:graphicData uri="http://schemas.microsoft.com/office/word/2010/wordprocessingShape">
+                    <wps:wsp>
+                      <wps:cNvCnPr/>
+                      <wps:spPr>
+                        <a:xfrm>
+                          <a:off x="0" y="0"/>
+                          <a:ext cx="7620" cy="160020"/>
+                        </a:xfrm>
+                        <a:prstGeom prst="straightConnector1">
+                          <a:avLst/>
+                        </a:prstGeom>
+                        <a:ln>
+                          <a:tailEnd type="triangle"/>
+                        </a:ln>
+                      </wps:spPr>
+                      <wps:style>
+                        <a:lnRef idx="1">
+                          <a:schemeClr val="accent1"/>
+                        </a:lnRef>
+                        <a:fillRef idx="0">
+                          <a:schemeClr val="accent1"/>
+                        </a:fillRef>
+                        <a:effectRef idx="0">
+                          <a:schemeClr val="accent1"/>
+                        </a:effectRef>
+                        <a:fontRef idx="minor">
+                          <a:schemeClr val="tx1"/>
+                        </a:fontRef>
+                      </wps:style>
+                      <wps:bodyPr/>
+                    </wps:wsp>
+                  </a:graphicData>
+                </a:graphic>
+              </wp:anchor>
+            </w:drawing>
+          </mc:Choice>
+          <mc:Fallback>
+            <w:pict>
+              <v:shape w14:anchorId="730C888C" id="Straight Arrow Connector 3" o:spid="_x0000_s1026" type="#_x0000_t32" style="position:absolute;margin-left:217.2pt;margin-top:33.65pt;width:.6pt;height:12.6pt;z-index:251672576;visibility:visible;mso-wrap-style:square;mso-wrap-distance-left:9pt;mso-wrap-distance-top:0;mso-wrap-distance-right:9pt;mso-wrap-distance-bottom:0;mso-position-horizontal:absolute;mso-position-horizontal-relative:text;mso-position-vertical:absolute;mso-position-vertical-relative:text" o:gfxdata="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" strokecolor="#4472c4 [3204]" strokeweight=".5pt">
+                <v:stroke endarrow="block" joinstyle="miter"/>
+              </v:shape>
+            </w:pict>
+          </mc:Fallback>
+        </mc:AlternateContent>
+      </w:r>
+      <w:r>
+        <w:rPr>
+          <w:rFonts w:ascii="Times New Roman" w:hAnsi="Times New Roman" w:cs="Times New Roman"/>
+          <w:noProof/>
+          <w14:ligatures w14:val="standardContextual"/>
+        </w:rPr>
+        <mc:AlternateContent>
+          <mc:Choice Requires="wps">
+            <w:drawing>
+              <wp:anchor distT="0" distB="0" distL="114300" distR="114300" simplePos="0" relativeHeight="251669504" behindDoc="0" locked="0" layoutInCell="1" allowOverlap="1" wp14:anchorId="2F75F6CF" wp14:editId="2594D7F4">
+                <wp:simplePos x="0" y="0"/>
+                <wp:positionH relativeFrom="margin">
+                  <wp:align>center</wp:align>
+                </wp:positionH>
+                <wp:positionV relativeFrom="paragraph">
+                  <wp:posOffset>2088515</wp:posOffset>
+                </wp:positionV>
+                <wp:extent cx="1485900" cy="480060"/>
+                <wp:effectExtent l="0" t="0" r="19050" b="15240"/>
+                <wp:wrapNone/>
+                <wp:docPr id="1540171328" name="Rectangle 1"/>
+                <wp:cNvGraphicFramePr/>
+                <a:graphic xmlns:a="http://schemas.openxmlformats.org/drawingml/2006/main">
+                  <a:graphicData uri="http://schemas.microsoft.com/office/word/2010/wordprocessingShape">
+                    <wps:wsp>
+                      <wps:cNvSpPr/>
+                      <wps:spPr>
+                        <a:xfrm>
+                          <a:off x="0" y="0"/>
+                          <a:ext cx="1485900" cy="480060"/>
+                        </a:xfrm>
+                        <a:prstGeom prst="rect">
+                          <a:avLst/>
+                        </a:prstGeom>
+                      </wps:spPr>
+                      <wps:style>
+                        <a:lnRef idx="2">
+                          <a:schemeClr val="accent1">
+                            <a:shade val="15000"/>
+                          </a:schemeClr>
+                        </a:lnRef>
+                        <a:fillRef idx="1">
+                          <a:schemeClr val="accent1"/>
+                        </a:fillRef>
+                        <a:effectRef idx="0">
+                          <a:schemeClr val="accent1"/>
+                        </a:effectRef>
+                        <a:fontRef idx="minor">
+                          <a:schemeClr val="lt1"/>
+                        </a:fontRef>
+                      </wps:style>
+                      <wps:txbx>
+                        <w:txbxContent>
+                          <w:p>
+                            <w:pPr>
+                              <w:jc w:val="center"/>
+                            </w:pPr>
+                            <w:r>
+                              <w:t>Co-occurrence Identification</w:t>
+                            </w:r>
+                          </w:p>
+                        </w:txbxContent>
+                      </wps:txbx>
+                      <wps:bodyPr rot="0" spcFirstLastPara="0" vertOverflow="overflow" horzOverflow="overflow" vert="horz" wrap="square" lIns="91440" tIns="45720" rIns="91440" bIns="45720" numCol="1" spcCol="0" rtlCol="0" fromWordArt="0" anchor="ctr" anchorCtr="0" forceAA="0" compatLnSpc="1">
+                        <a:prstTxWarp prst="textNoShape">
+                          <a:avLst/>
+                        </a:prstTxWarp>
+                        <a:noAutofit/>
+                      </wps:bodyPr>
+                    </wps:wsp>
+                  </a:graphicData>
+                </a:graphic>
+                <wp14:sizeRelH relativeFrom="margin">
+                  <wp14:pctWidth>0</wp14:pctWidth>
+                </wp14:sizeRelH>
+                <wp14:sizeRelV relativeFrom="margin">
+                  <wp14:pctHeight>0</wp14:pctHeight>
+                </wp14:sizeRelV>
+              </wp:anchor>
+            </w:drawing>
+          </mc:Choice>
+          <mc:Fallback>
+            <w:pict>
+              <v:rect w14:anchorId="2F75F6CF" id="Rectangle 1" o:spid="_x0000_s1026" style="position:absolute;left:0;text-align:left;margin-left:0;margin-top:164.45pt;width:117pt;height:37.8pt;z-index:251669504;visibility:visible;mso-wrap-style:square;mso-width-percent:0;mso-height-percent:0;mso-wrap-distance-left:9pt;mso-wrap-distance-top:0;mso-wrap-distance-right:9pt;mso-wrap-distance-bottom:0;mso-position-horizontal:center;mso-position-horizontal-relative:margin;mso-position-vertical:absolute;mso-position-vertical-relative:text;mso-width-percent:0;mso-height-percent:0;mso-width-relative:margin;mso-height-relative:margin;v-text-anchor:middle" o:gfxdata="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" fillcolor="#4472c4 [3204]" strokecolor="#09101d [484]" strokeweight="1pt">
+                <v:textbox>
+                  <w:txbxContent>
+                    <w:p>
+                      <w:pPr>
+                        <w:jc w:val="center"/>
+                      </w:pPr>
+                      <w:r>
+                        <w:t>Co-occurrence Identification</w:t>
+                      </w:r>
+                    </w:p>
+                  </w:txbxContent>
+                </v:textbox>
+                <w10:wrap anchorx="margin"/>
+              </v:rect>
+            </w:pict>
+          </mc:Fallback>
+        </mc:AlternateContent>
+      </w:r>
+      <w:r>
+        <w:rPr>
+          <w:rFonts w:ascii="Times New Roman" w:hAnsi="Times New Roman" w:cs="Times New Roman"/>
+          <w:noProof/>
+          <w14:ligatures w14:val="standardContextual"/>
+        </w:rPr>
+        <mc:AlternateContent>
+          <mc:Choice Requires="wps">
+            <w:drawing>
+              <wp:anchor distT="0" distB="0" distL="114300" distR="114300" simplePos="0" relativeHeight="251665408" behindDoc="0" locked="0" layoutInCell="1" allowOverlap="1" wp14:anchorId="00C3C978" wp14:editId="0A15D0D2">
+                <wp:simplePos x="0" y="0"/>
+                <wp:positionH relativeFrom="margin">
+                  <wp:align>center</wp:align>
+                </wp:positionH>
+                <wp:positionV relativeFrom="paragraph">
+                  <wp:posOffset>1410335</wp:posOffset>
+                </wp:positionV>
+                <wp:extent cx="1691640" cy="457200"/>
+                <wp:effectExtent l="0" t="0" r="22860" b="19050"/>
+                <wp:wrapNone/>
+                <wp:docPr id="2106969117" name="Rectangle 1"/>
+                <wp:cNvGraphicFramePr/>
+                <a:graphic xmlns:a="http://schemas.openxmlformats.org/drawingml/2006/main">
+                  <a:graphicData uri="http://schemas.microsoft.com/office/word/2010/wordprocessingShape">
+                    <wps:wsp>
+                      <wps:cNvSpPr/>
+                      <wps:spPr>
+                        <a:xfrm>
+                          <a:off x="0" y="0"/>
+                          <a:ext cx="1691640" cy="457200"/>
+                        </a:xfrm>
+                        <a:prstGeom prst="rect">
+                          <a:avLst/>
+                        </a:prstGeom>
+                      </wps:spPr>
+                      <wps:style>
+                        <a:lnRef idx="2">
+                          <a:schemeClr val="accent1">
+                            <a:shade val="15000"/>
+                          </a:schemeClr>
+                        </a:lnRef>
+                        <a:fillRef idx="1">
+                          <a:schemeClr val="accent1"/>
+                        </a:fillRef>
+                        <a:effectRef idx="0">
+                          <a:schemeClr val="accent1"/>
+                        </a:effectRef>
+                        <a:fontRef idx="minor">
+                          <a:schemeClr val="lt1"/>
+                        </a:fontRef>
+                      </wps:style>
+                      <wps:txbx>
+                        <w:txbxContent>
+                          <w:p>
+                            <w:pPr>
+                              <w:jc w:val="center"/>
+                            </w:pPr>
+                            <w:r>
+                              <w:t xml:space="preserve">Aspect </w:t>
+                            </w:r>
+                            <w:r>
+                              <w:t xml:space="preserve">Encoding &amp; category </w:t>
+                            </w:r>
+                            <w:r>
+                              <w:t>(benefit vs Side effects)</w:t>
+                            </w:r>
+                            <w:r>
+                              <w:t xml:space="preserve"> </w:t>
+                            </w:r>
+                          </w:p>
+                        </w:txbxContent>
+                      </wps:txbx>
+                      <wps:bodyPr rot="0" spcFirstLastPara="0" vertOverflow="overflow" horzOverflow="overflow" vert="horz" wrap="square" lIns="91440" tIns="45720" rIns="91440" bIns="45720" numCol="1" spcCol="0" rtlCol="0" fromWordArt="0" anchor="ctr" anchorCtr="0" forceAA="0" compatLnSpc="1">
+                        <a:prstTxWarp prst="textNoShape">
+                          <a:avLst/>
+                        </a:prstTxWarp>
+                        <a:noAutofit/>
+                      </wps:bodyPr>
+                    </wps:wsp>
+                  </a:graphicData>
+                </a:graphic>
+                <wp14:sizeRelH relativeFrom="margin">
+                  <wp14:pctWidth>0</wp14:pctWidth>
+                </wp14:sizeRelH>
+                <wp14:sizeRelV relativeFrom="margin">
+                  <wp14:pctHeight>0</wp14:pctHeight>
+                </wp14:sizeRelV>
+              </wp:anchor>
+            </w:drawing>
+          </mc:Choice>
+          <mc:Fallback>
+            <w:pict>
+              <v:rect w14:anchorId="00C3C978" id="_x0000_s1027" style="position:absolute;left:0;text-align:left;margin-left:0;margin-top:111.05pt;width:133.2pt;height:36pt;z-index:251665408;visibility:visible;mso-wrap-style:square;mso-width-percent:0;mso-height-percent:0;mso-wrap-distance-left:9pt;mso-wrap-distance-top:0;mso-wrap-distance-right:9pt;mso-wrap-distance-bottom:0;mso-position-horizontal:center;mso-position-horizontal-relative:margin;mso-position-vertical:absolute;mso-position-vertical-relative:text;mso-width-percent:0;mso-height-percent:0;mso-width-relative:margin;mso-height-relative:margin;v-text-anchor:middle" o:gfxdata="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" fillcolor="#4472c4 [3204]" strokecolor="#09101d [484]" strokeweight="1pt">
+                <v:textbox>
+                  <w:txbxContent>
+                    <w:p>
+                      <w:pPr>
+                        <w:jc w:val="center"/>
+                      </w:pPr>
+                      <w:r>
+                        <w:t xml:space="preserve">Aspect </w:t>
+                      </w:r>
+                      <w:r>
+                        <w:t xml:space="preserve">Encoding &amp; category </w:t>
+                      </w:r>
+                      <w:r>
+                        <w:t>(benefit vs Side effects)</w:t>
+                      </w:r>
+                      <w:r>
+                        <w:t xml:space="preserve"> </w:t>
+                      </w:r>
+                    </w:p>
+                  </w:txbxContent>
+                </v:textbox>
+                <w10:wrap anchorx="margin"/>
+              </v:rect>
+            </w:pict>
+          </mc:Fallback>
+        </mc:AlternateContent>
+      </w:r>
+      <w:r>
+        <w:rPr>
+          <w:rFonts w:ascii="Times New Roman" w:hAnsi="Times New Roman" w:cs="Times New Roman"/>
+          <w:noProof/>
+          <w14:ligatures w14:val="standardContextual"/>
+        </w:rPr>
+        <mc:AlternateContent>
+          <mc:Choice Requires="wps">
+            <w:drawing>
+              <wp:anchor distT="0" distB="0" distL="114300" distR="114300" simplePos="0" relativeHeight="251659264" behindDoc="0" locked="0" layoutInCell="1" allowOverlap="1" wp14:anchorId="2C810E79" wp14:editId="625536B6">
+                <wp:simplePos x="0" y="0"/>
+                <wp:positionH relativeFrom="margin">
+                  <wp:align>center</wp:align>
+                </wp:positionH>
+                <wp:positionV relativeFrom="paragraph">
+                  <wp:posOffset>92075</wp:posOffset>
+                </wp:positionV>
+                <wp:extent cx="1333500" cy="312420"/>
+                <wp:effectExtent l="0" t="0" r="19050" b="11430"/>
+                <wp:wrapNone/>
+                <wp:docPr id="2001204307" name="Rectangle 1"/>
+                <wp:cNvGraphicFramePr/>
+                <a:graphic xmlns:a="http://schemas.openxmlformats.org/drawingml/2006/main">
+                  <a:graphicData uri="http://schemas.microsoft.com/office/word/2010/wordprocessingShape">
+                    <wps:wsp>
+                      <wps:cNvSpPr/>
+                      <wps:spPr>
+                        <a:xfrm>
+                          <a:off x="0" y="0"/>
+                          <a:ext cx="1333500" cy="312420"/>
+                        </a:xfrm>
+                        <a:prstGeom prst="rect">
+                          <a:avLst/>
+                        </a:prstGeom>
+                      </wps:spPr>
+                      <wps:style>
+                        <a:lnRef idx="2">
+                          <a:schemeClr val="accent1">
+                            <a:shade val="15000"/>
+                          </a:schemeClr>
+                        </a:lnRef>
+                        <a:fillRef idx="1">
+                          <a:schemeClr val="accent1"/>
+                        </a:fillRef>
+                        <a:effectRef idx="0">
+                          <a:schemeClr val="accent1"/>
+                        </a:effectRef>
+                        <a:fontRef idx="minor">
+                          <a:schemeClr val="lt1"/>
+                        </a:fontRef>
+                      </wps:style>
+                      <wps:txbx>
+                        <w:txbxContent>
+                          <w:p>
+                            <w:pPr>
+                              <w:jc w:val="center"/>
+                            </w:pPr>
+                            <w:r>
+                              <w:t>Data Acquisition</w:t>
+                            </w:r>
+                          </w:p>
+                        </w:txbxContent>
+                      </wps:txbx>
+                      <wps:bodyPr rot="0" spcFirstLastPara="0" vertOverflow="overflow" horzOverflow="overflow" vert="horz" wrap="square" lIns="91440" tIns="45720" rIns="91440" bIns="45720" numCol="1" spcCol="0" rtlCol="0" fromWordArt="0" anchor="ctr" anchorCtr="0" forceAA="0" compatLnSpc="1">
+                        <a:prstTxWarp prst="textNoShape">
+                          <a:avLst/>
+                        </a:prstTxWarp>
+                        <a:noAutofit/>
+                      </wps:bodyPr>
+                    </wps:wsp>
+                  </a:graphicData>
+                </a:graphic>
+                <wp14:sizeRelH relativeFrom="margin">
+                  <wp14:pctWidth>0</wp14:pctWidth>
+                </wp14:sizeRelH>
+                <wp14:sizeRelV relativeFrom="margin">
+                  <wp14:pctHeight>0</wp14:pctHeight>
+                </wp14:sizeRelV>
+              </wp:anchor>
+            </w:drawing>
+          </mc:Choice>
+          <mc:Fallback>
+            <w:pict>
+              <v:rect w14:anchorId="2C810E79" id="_x0000_s1028" style="position:absolute;left:0;text-align:left;margin-left:0;margin-top:7.25pt;width:105pt;height:24.6pt;z-index:251659264;visibility:visible;mso-wrap-style:square;mso-width-percent:0;mso-height-percent:0;mso-wrap-distance-left:9pt;mso-wrap-distance-top:0;mso-wrap-distance-right:9pt;mso-wrap-distance-bottom:0;mso-position-horizontal:center;mso-position-horizontal-relative:margin;mso-position-vertical:absolute;mso-position-vertical-relative:text;mso-width-percent:0;mso-height-percent:0;mso-width-relative:margin;mso-height-relative:margin;v-text-anchor:middle" o:gfxdata="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" fillcolor="#4472c4 [3204]" strokecolor="#09101d [484]" strokeweight="1pt">
+                <v:textbox>
+                  <w:txbxContent>
+                    <w:p>
+                      <w:pPr>
+                        <w:jc w:val="center"/>
+                      </w:pPr>
+                      <w:r>
+                        <w:t>Data Acquisition</w:t>
+                      </w:r>
+                    </w:p>
+                  </w:txbxContent>
+                </v:textbox>
+                <w10:wrap anchorx="margin"/>
+              </v:rect>
+            </w:pict>
+          </mc:Fallback>
+        </mc:AlternateContent>
+      </w:r>
+      <w:r>
+        <w:rPr>
+          <w:rFonts w:ascii="Times New Roman" w:hAnsi="Times New Roman" w:cs="Times New Roman"/>
+          <w:noProof/>
+          <w14:ligatures w14:val="standardContextual"/>
+        </w:rPr>
+        <mc:AlternateContent>
+          <mc:Choice Requires="wps">
+            <w:drawing>
+              <wp:anchor distT="0" distB="0" distL="114300" distR="114300" simplePos="0" relativeHeight="251661312" behindDoc="0" locked="0" layoutInCell="1" allowOverlap="1" wp14:anchorId="0CC45C38" wp14:editId="65250B28">
+                <wp:simplePos x="0" y="0"/>
+                <wp:positionH relativeFrom="margin">
+                  <wp:align>center</wp:align>
+                </wp:positionH>
+                <wp:positionV relativeFrom="paragraph">
+                  <wp:posOffset>556895</wp:posOffset>
+                </wp:positionV>
+                <wp:extent cx="1325880" cy="259080"/>
+                <wp:effectExtent l="0" t="0" r="26670" b="26670"/>
+                <wp:wrapNone/>
+                <wp:docPr id="1055676041" name="Rectangle 1"/>
+                <wp:cNvGraphicFramePr/>
+                <a:graphic xmlns:a="http://schemas.openxmlformats.org/drawingml/2006/main">
+                  <a:graphicData uri="http://schemas.microsoft.com/office/word/2010/wordprocessingShape">
+                    <wps:wsp>
+                      <wps:cNvSpPr/>
+                      <wps:spPr>
+                        <a:xfrm>
+                          <a:off x="0" y="0"/>
+                          <a:ext cx="1325880" cy="259080"/>
+                        </a:xfrm>
+                        <a:prstGeom prst="rect">
+                          <a:avLst/>
+                        </a:prstGeom>
+                      </wps:spPr>
+                      <wps:style>
+                        <a:lnRef idx="2">
+                          <a:schemeClr val="accent1">
+                            <a:shade val="15000"/>
+                          </a:schemeClr>
+                        </a:lnRef>
+                        <a:fillRef idx="1">
+                          <a:schemeClr val="accent1"/>
+                        </a:fillRef>
+                        <a:effectRef idx="0">
+                          <a:schemeClr val="accent1"/>
+                        </a:effectRef>
+                        <a:fontRef idx="minor">
+                          <a:schemeClr val="lt1"/>
+                        </a:fontRef>
+                      </wps:style>
+                      <wps:txbx>
+                        <w:txbxContent>
+                          <w:p>
+                            <w:pPr>
+                              <w:jc w:val="center"/>
+                            </w:pPr>
+                            <w:r>
+                              <w:t>Aspect Definition</w:t>
+                            </w:r>
+                          </w:p>
+                        </w:txbxContent>
+                      </wps:txbx>
+                      <wps:bodyPr rot="0" spcFirstLastPara="0" vertOverflow="overflow" horzOverflow="overflow" vert="horz" wrap="square" lIns="91440" tIns="45720" rIns="91440" bIns="45720" numCol="1" spcCol="0" rtlCol="0" fromWordArt="0" anchor="ctr" anchorCtr="0" forceAA="0" compatLnSpc="1">
+                        <a:prstTxWarp prst="textNoShape">
+                          <a:avLst/>
+                        </a:prstTxWarp>
+                        <a:noAutofit/>
+                      </wps:bodyPr>
+                    </wps:wsp>
+                  </a:graphicData>
+                </a:graphic>
+                <wp14:sizeRelH relativeFrom="margin">
+                  <wp14:pctWidth>0</wp14:pctWidth>
+                </wp14:sizeRelH>
+                <wp14:sizeRelV relativeFrom="margin">
+                  <wp14:pctHeight>0</wp14:pctHeight>
+                </wp14:sizeRelV>
+              </wp:anchor>
+            </w:drawing>
+          </mc:Choice>
+          <mc:Fallback>
+            <w:pict>
+              <v:rect w14:anchorId="0CC45C38" id="_x0000_s1029" style="position:absolute;left:0;text-align:left;margin-left:0;margin-top:43.85pt;width:104.4pt;height:20.4pt;z-index:251661312;visibility:visible;mso-wrap-style:square;mso-width-percent:0;mso-height-percent:0;mso-wrap-distance-left:9pt;mso-wrap-distance-top:0;mso-wrap-distance-right:9pt;mso-wrap-distance-bottom:0;mso-position-horizontal:center;mso-position-horizontal-relative:margin;mso-position-vertical:absolute;mso-position-vertical-relative:text;mso-width-percent:0;mso-height-percent:0;mso-width-relative:margin;mso-height-relative:margin;v-text-anchor:middle" o:gfxdata="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" fillcolor="#4472c4 [3204]" strokecolor="#09101d [484]" strokeweight="1pt">
+                <v:textbox>
+                  <w:txbxContent>
+                    <w:p>
+                      <w:pPr>
+                        <w:jc w:val="center"/>
+                      </w:pPr>
+                      <w:r>
+                        <w:t>Aspect Definition</w:t>
+                      </w:r>
+                    </w:p>
+                  </w:txbxContent>
+                </v:textbox>
+                <w10:wrap anchorx="margin"/>
+              </v:rect>
+            </w:pict>
+          </mc:Fallback>
+        </mc:AlternateContent>
+      </w:r>
+      <w:r>
+        <w:rPr>
+          <w:rFonts w:ascii="Times New Roman" w:hAnsi="Times New Roman" w:cs="Times New Roman"/>
+          <w:noProof/>
+          <w14:ligatures w14:val="standardContextual"/>
+        </w:rPr>
+        <mc:AlternateContent>
+          <mc:Choice Requires="wps">
+            <w:drawing>
+              <wp:anchor distT="0" distB="0" distL="114300" distR="114300" simplePos="0" relativeHeight="251663360" behindDoc="0" locked="0" layoutInCell="1" allowOverlap="1" wp14:anchorId="4DD1F39F" wp14:editId="6C3620A5">
+                <wp:simplePos x="0" y="0"/>
+                <wp:positionH relativeFrom="margin">
+                  <wp:align>center</wp:align>
+                </wp:positionH>
+                <wp:positionV relativeFrom="paragraph">
+                  <wp:posOffset>922655</wp:posOffset>
+                </wp:positionV>
+                <wp:extent cx="1531620" cy="297180"/>
+                <wp:effectExtent l="0" t="0" r="11430" b="26670"/>
+                <wp:wrapNone/>
+                <wp:docPr id="475955273" name="Rectangle 1"/>
+                <wp:cNvGraphicFramePr/>
+                <a:graphic xmlns:a="http://schemas.openxmlformats.org/drawingml/2006/main">
+                  <a:graphicData uri="http://schemas.microsoft.com/office/word/2010/wordprocessingShape">
+                    <wps:wsp>
+                      <wps:cNvSpPr/>
+                      <wps:spPr>
+                        <a:xfrm>
+                          <a:off x="0" y="0"/>
+                          <a:ext cx="1531620" cy="297180"/>
+                        </a:xfrm>
+                        <a:prstGeom prst="rect">
+                          <a:avLst/>
+                        </a:prstGeom>
+                      </wps:spPr>
+                      <wps:style>
+                        <a:lnRef idx="2">
+                          <a:schemeClr val="accent1">
+                            <a:shade val="15000"/>
+                          </a:schemeClr>
+                        </a:lnRef>
+                        <a:fillRef idx="1">
+                          <a:schemeClr val="accent1"/>
+                        </a:fillRef>
+                        <a:effectRef idx="0">
+                          <a:schemeClr val="accent1"/>
+                        </a:effectRef>
+                        <a:fontRef idx="minor">
+                          <a:schemeClr val="lt1"/>
+                        </a:fontRef>
+                      </wps:style>
+                      <wps:txbx>
+                        <w:txbxContent>
+                          <w:p>
+                            <w:pPr>
+                              <w:jc w:val="center"/>
+                            </w:pPr>
+                            <w:r>
+                              <w:t>Aspect Identification</w:t>
+                            </w:r>
+                          </w:p>
+                        </w:txbxContent>
+                      </wps:txbx>
+                      <wps:bodyPr rot="0" spcFirstLastPara="0" vertOverflow="overflow" horzOverflow="overflow" vert="horz" wrap="square" lIns="91440" tIns="45720" rIns="91440" bIns="45720" numCol="1" spcCol="0" rtlCol="0" fromWordArt="0" anchor="ctr" anchorCtr="0" forceAA="0" compatLnSpc="1">
+                        <a:prstTxWarp prst="textNoShape">
+                          <a:avLst/>
+                        </a:prstTxWarp>
+                        <a:noAutofit/>
+                      </wps:bodyPr>
+                    </wps:wsp>
+                  </a:graphicData>
+                </a:graphic>
+                <wp14:sizeRelH relativeFrom="margin">
+                  <wp14:pctWidth>0</wp14:pctWidth>
+                </wp14:sizeRelH>
+                <wp14:sizeRelV relativeFrom="margin">
+                  <wp14:pctHeight>0</wp14:pctHeight>
+                </wp14:sizeRelV>
+              </wp:anchor>
+            </w:drawing>
+          </mc:Choice>
+          <mc:Fallback>
+            <w:pict>
+              <v:rect w14:anchorId="4DD1F39F" id="_x0000_s1030" style="position:absolute;left:0;text-align:left;margin-left:0;margin-top:72.65pt;width:120.6pt;height:23.4pt;z-index:251663360;visibility:visible;mso-wrap-style:square;mso-width-percent:0;mso-height-percent:0;mso-wrap-distance-left:9pt;mso-wrap-distance-top:0;mso-wrap-distance-right:9pt;mso-wrap-distance-bottom:0;mso-position-horizontal:center;mso-position-horizontal-relative:margin;mso-position-vertical:absolute;mso-position-vertical-relative:text;mso-width-percent:0;mso-height-percent:0;mso-width-relative:margin;mso-height-relative:margin;v-text-anchor:middle" o:gfxdata="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" fillcolor="#4472c4 [3204]" strokecolor="#09101d [484]" strokeweight="1pt">
+                <v:textbox>
+                  <w:txbxContent>
+                    <w:p>
+                      <w:pPr>
+                        <w:jc w:val="center"/>
+                      </w:pPr>
+                      <w:r>
+                        <w:t>Aspect Identification</w:t>
+                      </w:r>
+                    </w:p>
+                  </w:txbxContent>
+                </v:textbox>
+                <w10:wrap anchorx="margin"/>
+              </v:rect>
+            </w:pict>
+          </mc:Fallback>
+        </mc:AlternateContent>
+      </w:r>
+    </w:p>
+    <w:p>
+      <w:pPr>
+        <w:rPr>
+          <w:rFonts w:ascii="Times New Roman" w:hAnsi="Times New Roman" w:cs="Times New Roman"/>
+        </w:rPr>
+      </w:pPr>
+    </w:p>
+    <w:p>
+      <w:pPr>
+        <w:rPr>
+          <w:rFonts w:ascii="Times New Roman" w:hAnsi="Times New Roman" w:cs="Times New Roman"/>
+        </w:rPr>
+      </w:pPr>
+    </w:p>
+    <w:p>
+      <w:pPr>
+        <w:rPr>
+          <w:rFonts w:ascii="Times New Roman" w:hAnsi="Times New Roman" w:cs="Times New Roman"/>
+        </w:rPr>
+      </w:pPr>
+    </w:p>
+    <w:p>
+      <w:pPr>
+        <w:rPr>
+          <w:rFonts w:ascii="Times New Roman" w:hAnsi="Times New Roman" w:cs="Times New Roman"/>
+        </w:rPr>
+      </w:pPr>
+    </w:p>
+    <w:p>
+      <w:pPr>
+        <w:rPr>
+          <w:rFonts w:ascii="Times New Roman" w:hAnsi="Times New Roman" w:cs="Times New Roman"/>
+        </w:rPr>
+      </w:pPr>
+    </w:p>
+    <w:p>
+      <w:pPr>
+        <w:rPr>
+          <w:rFonts w:ascii="Times New Roman" w:hAnsi="Times New Roman" w:cs="Times New Roman"/>
+        </w:rPr>
+      </w:pPr>
+    </w:p>
+    <w:p>
+      <w:pPr>
+        <w:rPr>
+          <w:rFonts w:ascii="Times New Roman" w:hAnsi="Times New Roman" w:cs="Times New Roman"/>
+        </w:rPr>
+      </w:pPr>
+    </w:p>
+    <w:p>
+      <w:pPr>
+        <w:rPr>
+          <w:rFonts w:ascii="Times New Roman" w:hAnsi="Times New Roman" w:cs="Times New Roman"/>
+        </w:rPr>
+      </w:pPr>
+    </w:p>
+    <w:p>
+      <w:pPr>
+        <w:rPr>
+          <w:rFonts w:ascii="Times New Roman" w:hAnsi="Times New Roman" w:cs="Times New Roman"/>
+        </w:rPr>
+      </w:pPr>
+    </w:p>
+    <w:p>
+      <w:pPr>
+        <w:rPr>
+          <w:rFonts w:ascii="Times New Roman" w:hAnsi="Times New Roman" w:cs="Times New Roman"/>
+        </w:rPr>
+      </w:pPr>
+      <w:r>
+        <w:rPr>
+          <w:rFonts w:ascii="Times New Roman" w:hAnsi="Times New Roman" w:cs="Times New Roman"/>
+          <w:noProof/>
+          <w14:ligatures w14:val="standardContextual"/>
+        </w:rPr>
+        <mc:AlternateContent>
+          <mc:Choice Requires="wps">
+            <w:drawing>
+              <wp:anchor distT="0" distB="0" distL="114300" distR="114300" simplePos="0" relativeHeight="251671552" behindDoc="0" locked="0" layoutInCell="1" allowOverlap="1" wp14:anchorId="00E624E0" wp14:editId="2D8FDF88">
+                <wp:simplePos x="0" y="0"/>
+                <wp:positionH relativeFrom="margin">
+                  <wp:align>center</wp:align>
+                </wp:positionH>
+                <wp:positionV relativeFrom="paragraph">
+                  <wp:posOffset>108585</wp:posOffset>
+                </wp:positionV>
+                <wp:extent cx="1569720" cy="518160"/>
+                <wp:effectExtent l="0" t="0" r="11430" b="15240"/>
+                <wp:wrapNone/>
+                <wp:docPr id="360485267" name="Rectangle 1"/>
+                <wp:cNvGraphicFramePr/>
+                <a:graphic xmlns:a="http://schemas.openxmlformats.org/drawingml/2006/main">
+                  <a:graphicData uri="http://schemas.microsoft.com/office/word/2010/wordprocessingShape">
+                    <wps:wsp>
+                      <wps:cNvSpPr/>
+                      <wps:spPr>
+                        <a:xfrm>
+                          <a:off x="0" y="0"/>
+                          <a:ext cx="1569720" cy="518160"/>
+                        </a:xfrm>
+                        <a:prstGeom prst="rect">
+                          <a:avLst/>
+                        </a:prstGeom>
+                      </wps:spPr>
+                      <wps:style>
+                        <a:lnRef idx="2">
+                          <a:schemeClr val="accent1">
+                            <a:shade val="15000"/>
+                          </a:schemeClr>
+                        </a:lnRef>
+                        <a:fillRef idx="1">
+                          <a:schemeClr val="accent1"/>
+                        </a:fillRef>
+                        <a:effectRef idx="0">
+                          <a:schemeClr val="accent1"/>
+                        </a:effectRef>
+                        <a:fontRef idx="minor">
+                          <a:schemeClr val="lt1"/>
+                        </a:fontRef>
+                      </wps:style>
+                      <wps:txbx>
+                        <w:txbxContent>
+                          <w:p>
+                            <w:pPr>
+                              <w:jc w:val="center"/>
+                            </w:pPr>
+                            <w:bookmarkStart w:id="0" w:name="_Hlk221662552"/>
+                            <w:bookmarkStart w:id="1" w:name="_Hlk221662553"/>
+                            <w:r>
+                              <w:t xml:space="preserve">Aspect Extraction </w:t>
+                            </w:r>
+                            <w:r>
+                              <w:t>Evidence</w:t>
+                            </w:r>
+                            <w:bookmarkEnd w:id="0"/>
+                            <w:bookmarkEnd w:id="1"/>
+                          </w:p>
+                        </w:txbxContent>
+                      </wps:txbx>
+                      <wps:bodyPr rot="0" spcFirstLastPara="0" vertOverflow="overflow" horzOverflow="overflow" vert="horz" wrap="square" lIns="91440" tIns="45720" rIns="91440" bIns="45720" numCol="1" spcCol="0" rtlCol="0" fromWordArt="0" anchor="ctr" anchorCtr="0" forceAA="0" compatLnSpc="1">
+                        <a:prstTxWarp prst="textNoShape">
+                          <a:avLst/>
+                        </a:prstTxWarp>
+                        <a:noAutofit/>
+                      </wps:bodyPr>
+                    </wps:wsp>
+                  </a:graphicData>
+                </a:graphic>
+                <wp14:sizeRelH relativeFrom="margin">
+                  <wp14:pctWidth>0</wp14:pctWidth>
+                </wp14:sizeRelH>
+                <wp14:sizeRelV relativeFrom="margin">
+                  <wp14:pctHeight>0</wp14:pctHeight>
+                </wp14:sizeRelV>
+              </wp:anchor>
+            </w:drawing>
+          </mc:Choice>
+          <mc:Fallback>
+            <w:pict>
+              <v:rect w14:anchorId="00E624E0" id="_x0000_s1031" style="position:absolute;margin-left:0;margin-top:8.55pt;width:123.6pt;height:40.8pt;z-index:251671552;visibility:visible;mso-wrap-style:square;mso-width-percent:0;mso-height-percent:0;mso-wrap-distance-left:9pt;mso-wrap-distance-top:0;mso-wrap-distance-right:9pt;mso-wrap-distance-bottom:0;mso-position-horizontal:center;mso-position-horizontal-relative:margin;mso-position-vertical:absolute;mso-position-vertical-relative:text;mso-width-percent:0;mso-height-percent:0;mso-width-relative:margin;mso-height-relative:margin;v-text-anchor:middle" o:gfxdata="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" fillcolor="#4472c4 [3204]" strokecolor="#09101d [484]" strokeweight="1pt">
+                <v:textbox>
+                  <w:txbxContent>
+                    <w:p>
+                      <w:pPr>
+                        <w:jc w:val="center"/>
+                      </w:pPr>
+                      <w:bookmarkStart w:id="2" w:name="_Hlk221662552"/>
+                      <w:bookmarkStart w:id="3" w:name="_Hlk221662553"/>
+                      <w:r>
+                        <w:t xml:space="preserve">Aspect Extraction </w:t>
+                      </w:r>
+                      <w:r>
+                        <w:t>Evidence</w:t>
+                      </w:r>
+                      <w:bookmarkEnd w:id="2"/>
+                      <w:bookmarkEnd w:id="3"/>
+                    </w:p>
+                  </w:txbxContent>
+                </v:textbox>
+                <w10:wrap anchorx="margin"/>
+              </v:rect>
+            </w:pict>
+          </mc:Fallback>
+        </mc:AlternateContent>
+      </w:r>
+    </w:p>
+    <w:p>
+      <w:pPr>
+        <w:rPr>
+          <w:rFonts w:ascii="Times New Roman" w:hAnsi="Times New Roman" w:cs="Times New Roman"/>
+        </w:rPr>
+      </w:pPr>
+    </w:p>
+    <w:p>
+      <w:pPr>
+        <w:rPr>
+          <w:rFonts w:ascii="Times New Roman" w:hAnsi="Times New Roman" w:cs="Times New Roman"/>
+        </w:rPr>
+      </w:pPr>
+    </w:p>
+    <w:p>
+      <w:pPr>
+        <w:rPr>
+          <w:rFonts w:ascii="Times New Roman" w:hAnsi="Times New Roman" w:cs="Times New Roman"/>
+        </w:rPr>
+      </w:pPr>
+    </w:p>
+    <w:p>
+      <w:pPr>
+        <w:tabs>
+          <w:tab w:val="left" w:pos="6768"/>
+        </w:tabs>
+        <w:rPr>
+          <w:rFonts w:ascii="Times New Roman" w:hAnsi="Times New Roman" w:cs="Times New Roman"/>
+        </w:rPr>
+      </w:pPr>
+      <w:r>
+        <w:rPr>
+          <w:rFonts w:ascii="Times New Roman" w:hAnsi="Times New Roman" w:cs="Times New Roman"/>
+        </w:rPr>
+        <w:tab/>
+      </w:r>
+    </w:p>
+    <w:p>
+      <w:pPr>
+        <w:tabs>
+          <w:tab w:val="left" w:pos="6768"/>
+        </w:tabs>
+        <w:jc w:val="both"/>
+        <w:rPr>
+          <w:rFonts w:ascii="Times New Roman" w:hAnsi="Times New Roman" w:cs="Times New Roman"/>
+          <w:b/>
+          <w:bCs/>
+        </w:rPr>
+      </w:pPr>
+      <w:r>
+        <w:rPr>
+          <w:rFonts w:ascii="Times New Roman" w:hAnsi="Times New Roman" w:cs="Times New Roman"/>
+          <w:b/>
+          <w:bCs/>
+        </w:rPr>
+        <w:t>Stage 1: Data Acquisition</w:t>
+      </w:r>
+      <w:r>
+        <w:rPr>
+          <w:rFonts w:ascii="Times New Roman" w:hAnsi="Times New Roman" w:cs="Times New Roman"/>
+          <w:b/>
+          <w:bCs/>
+        </w:rPr>
+        <w:t xml:space="preserve"> &amp; Text Normalization</w:t>
+      </w:r>
+    </w:p>
+    <w:p>
+      <w:pPr>
+        <w:tabs>
+          <w:tab w:val="left" w:pos="6768"/>
+        </w:tabs>
+        <w:jc w:val="both"/>
+        <w:rPr>
+          <w:rFonts w:ascii="Times New Roman" w:hAnsi="Times New Roman" w:cs="Times New Roman"/>
+        </w:rPr>
+      </w:pPr>
+      <w:r>
+        <w:rPr>
+          <w:rFonts w:ascii="Times New Roman" w:hAnsi="Times New Roman" w:cs="Times New Roman"/>
+        </w:rPr>
+        <w:t>The input is taken form the Reddit &amp; Review platforms comments. It allows the discourse</w:t>
+      </w:r>
+      <w:r>
+        <w:rPr>
+          <w:rFonts w:ascii="Times New Roman" w:hAnsi="Times New Roman" w:cs="Times New Roman"/>
+        </w:rPr>
+        <w:t xml:space="preserve"> </w:t>
+      </w:r>
+      <w:r>
+        <w:rPr>
+          <w:rFonts w:ascii="Times New Roman" w:hAnsi="Times New Roman" w:cs="Times New Roman"/>
+        </w:rPr>
+        <w:t xml:space="preserve">generalization. It prevents platform bias. </w:t>
+      </w:r>
+      <w:r>
+        <w:rPr>
+          <w:rFonts w:ascii="Times New Roman" w:hAnsi="Times New Roman" w:cs="Times New Roman"/>
+        </w:rPr>
+        <w:t xml:space="preserve">It combines both the data into a single </w:t>
+      </w:r>
+      <w:proofErr w:type="spellStart"/>
+      <w:r>
+        <w:rPr>
+          <w:rFonts w:ascii="Times New Roman" w:hAnsi="Times New Roman" w:cs="Times New Roman"/>
+        </w:rPr>
+        <w:t>dataframe</w:t>
+      </w:r>
+      <w:proofErr w:type="spellEnd"/>
+      <w:r>
+        <w:rPr>
+          <w:rFonts w:ascii="Times New Roman" w:hAnsi="Times New Roman" w:cs="Times New Roman"/>
+        </w:rPr>
+        <w:t>. It creates a unified corpus (collection of document) of Ozempic-related discourse across platforms.</w:t>
+      </w:r>
+      <w:r>
+        <w:rPr>
+          <w:rFonts w:ascii="Times New Roman" w:hAnsi="Times New Roman" w:cs="Times New Roman"/>
+        </w:rPr>
+        <w:t xml:space="preserve"> The </w:t>
+      </w:r>
+      <w:proofErr w:type="spellStart"/>
+      <w:r>
+        <w:rPr>
+          <w:rFonts w:ascii="Times New Roman" w:hAnsi="Times New Roman" w:cs="Times New Roman"/>
+        </w:rPr>
+        <w:t>post_text</w:t>
+      </w:r>
+      <w:proofErr w:type="spellEnd"/>
+      <w:r>
+        <w:rPr>
+          <w:rFonts w:ascii="Times New Roman" w:hAnsi="Times New Roman" w:cs="Times New Roman"/>
+        </w:rPr>
+        <w:t xml:space="preserve"> column is stored in the text variable, label data source and t</w:t>
+      </w:r>
+      <w:r>
+        <w:rPr>
+          <w:rFonts w:ascii="Times New Roman" w:hAnsi="Times New Roman" w:cs="Times New Roman"/>
+        </w:rPr>
+        <w:t>his stage</w:t>
+      </w:r>
+      <w:r>
+        <w:rPr>
+          <w:rFonts w:ascii="Times New Roman" w:hAnsi="Times New Roman" w:cs="Times New Roman"/>
+        </w:rPr>
+        <w:t xml:space="preserve"> also</w:t>
+      </w:r>
+      <w:r>
+        <w:rPr>
+          <w:rFonts w:ascii="Times New Roman" w:hAnsi="Times New Roman" w:cs="Times New Roman"/>
+        </w:rPr>
+        <w:t xml:space="preserve"> is used to remove the URLs, non-linguistic symbols and also lowercase the words. </w:t>
+      </w:r>
+    </w:p>
+    <w:p>
+      <w:pPr>
+        <w:tabs>
+          <w:tab w:val="left" w:pos="6768"/>
+        </w:tabs>
+        <w:jc w:val="both"/>
+        <w:rPr>
+          <w:rFonts w:ascii="Times New Roman" w:hAnsi="Times New Roman" w:cs="Times New Roman"/>
+          <w:b/>
+          <w:bCs/>
+        </w:rPr>
+      </w:pPr>
+      <w:r>
+        <w:rPr>
+          <w:rFonts w:ascii="Times New Roman" w:hAnsi="Times New Roman" w:cs="Times New Roman"/>
+          <w:b/>
+          <w:bCs/>
+        </w:rPr>
+        <w:t xml:space="preserve">Stage 2: </w:t>
+      </w:r>
+      <w:r>
+        <w:rPr>
+          <w:rFonts w:ascii="Times New Roman" w:hAnsi="Times New Roman" w:cs="Times New Roman"/>
+          <w:b/>
+          <w:bCs/>
+        </w:rPr>
+        <w:t xml:space="preserve">Aspect </w:t>
+      </w:r>
+      <w:r>
+        <w:rPr>
+          <w:rFonts w:ascii="Times New Roman" w:hAnsi="Times New Roman" w:cs="Times New Roman"/>
+          <w:b/>
+          <w:bCs/>
+        </w:rPr>
+        <w:t>Definition (Deductive layer)</w:t>
+      </w:r>
+    </w:p>
+    <w:p>
+      <w:pPr>
+        <w:tabs>
+          <w:tab w:val="left" w:pos="6768"/>
+        </w:tabs>
+        <w:jc w:val="both"/>
+        <w:rPr>
+          <w:rFonts w:ascii="Times New Roman" w:hAnsi="Times New Roman" w:cs="Times New Roman"/>
+        </w:rPr>
+      </w:pPr>
+      <w:r>
+        <w:rPr>
+          <w:rFonts w:ascii="Times New Roman" w:hAnsi="Times New Roman" w:cs="Times New Roman"/>
+        </w:rPr>
+        <w:t xml:space="preserve">Abstract concepts (benefit &amp; side effects) into observable linguistics indicators. The input is constructed as two aspect taxonomies (benefit aspects and Side-effects aspects). </w:t>
+      </w:r>
+      <w:r>
+        <w:rPr>
+          <w:rFonts w:ascii="Times New Roman" w:hAnsi="Times New Roman" w:cs="Times New Roman"/>
+        </w:rPr>
+        <w:t>Define keyword sets per aspect. This layer is structured aspect dictionary.</w:t>
+      </w:r>
+    </w:p>
+    <w:p>
+      <w:pPr>
+        <w:tabs>
+          <w:tab w:val="left" w:pos="6768"/>
+        </w:tabs>
+        <w:jc w:val="both"/>
+        <w:rPr>
+          <w:rFonts w:ascii="Times New Roman" w:hAnsi="Times New Roman" w:cs="Times New Roman"/>
+          <w:b/>
+          <w:bCs/>
+        </w:rPr>
+      </w:pPr>
+      <w:r>
+        <w:rPr>
+          <w:rFonts w:ascii="Times New Roman" w:hAnsi="Times New Roman" w:cs="Times New Roman"/>
+          <w:b/>
+          <w:bCs/>
+        </w:rPr>
+        <w:t xml:space="preserve">Stage 3: </w:t>
+      </w:r>
+      <w:r>
+        <w:rPr>
+          <w:rFonts w:ascii="Times New Roman" w:hAnsi="Times New Roman" w:cs="Times New Roman"/>
+          <w:b/>
+          <w:bCs/>
+        </w:rPr>
+        <w:t>Aspect Identification (Extraction Layer)</w:t>
+      </w:r>
+    </w:p>
+    <w:p>
+      <w:pPr>
+        <w:tabs>
+          <w:tab w:val="left" w:pos="6768"/>
+        </w:tabs>
+        <w:jc w:val="both"/>
+        <w:rPr>
+          <w:rFonts w:ascii="Times New Roman" w:hAnsi="Times New Roman" w:cs="Times New Roman"/>
+        </w:rPr>
+      </w:pPr>
+      <w:r>
+        <w:rPr>
+          <w:rFonts w:ascii="Times New Roman" w:hAnsi="Times New Roman" w:cs="Times New Roman"/>
+        </w:rPr>
+        <w:lastRenderedPageBreak/>
+        <w:t>Detect whether and which aspects are explicitly mentioned in discourse. The input will the cleaned text corpus and the aspect dictionary. The uses the Regex-based keyword matching, aspect level matching per post. It converts the unstructured language into structured evidence. It preserves coexistence of benefits and side effects.  And avoids the sentiment collapse.</w:t>
+      </w:r>
+    </w:p>
+    <w:p>
+      <w:pPr>
+        <w:tabs>
+          <w:tab w:val="left" w:pos="6768"/>
+        </w:tabs>
+        <w:jc w:val="both"/>
+        <w:rPr>
+          <w:rFonts w:ascii="Times New Roman" w:hAnsi="Times New Roman" w:cs="Times New Roman"/>
+          <w:b/>
+          <w:bCs/>
+        </w:rPr>
+      </w:pPr>
+      <w:r>
+        <w:rPr>
+          <w:rFonts w:ascii="Times New Roman" w:hAnsi="Times New Roman" w:cs="Times New Roman"/>
+          <w:b/>
+          <w:bCs/>
+        </w:rPr>
+        <w:t>Stage 4: Aspect Encoding</w:t>
+      </w:r>
+    </w:p>
+    <w:p>
+      <w:pPr>
+        <w:tabs>
+          <w:tab w:val="left" w:pos="6768"/>
+        </w:tabs>
+        <w:jc w:val="both"/>
+        <w:rPr>
+          <w:rFonts w:ascii="Times New Roman" w:hAnsi="Times New Roman" w:cs="Times New Roman"/>
+        </w:rPr>
+      </w:pPr>
+      <w:r>
+        <w:rPr>
+          <w:rFonts w:ascii="Times New Roman" w:hAnsi="Times New Roman" w:cs="Times New Roman"/>
+        </w:rPr>
+        <w:t xml:space="preserve">At this stage, it transforms the qualitative mentions into </w:t>
+      </w:r>
+      <w:proofErr w:type="spellStart"/>
+      <w:r>
+        <w:rPr>
+          <w:rFonts w:ascii="Times New Roman" w:hAnsi="Times New Roman" w:cs="Times New Roman"/>
+        </w:rPr>
+        <w:t>analyzable</w:t>
+      </w:r>
+      <w:proofErr w:type="spellEnd"/>
+      <w:r>
+        <w:rPr>
+          <w:rFonts w:ascii="Times New Roman" w:hAnsi="Times New Roman" w:cs="Times New Roman"/>
+        </w:rPr>
+        <w:t xml:space="preserve"> variable. It uses extracted aspect lists per post. Also generates the binary flags to the </w:t>
+      </w:r>
+      <w:proofErr w:type="spellStart"/>
+      <w:r>
+        <w:rPr>
+          <w:rFonts w:ascii="Times New Roman" w:hAnsi="Times New Roman" w:cs="Times New Roman"/>
+        </w:rPr>
+        <w:t>analzing</w:t>
+      </w:r>
+      <w:proofErr w:type="spellEnd"/>
+      <w:r>
+        <w:rPr>
+          <w:rFonts w:ascii="Times New Roman" w:hAnsi="Times New Roman" w:cs="Times New Roman"/>
+        </w:rPr>
+        <w:t xml:space="preserve"> variables. </w:t>
+      </w:r>
+    </w:p>
+    <w:p>
+      <w:pPr>
+        <w:tabs>
+          <w:tab w:val="left" w:pos="6768"/>
+        </w:tabs>
+        <w:jc w:val="both"/>
+        <w:rPr>
+          <w:rFonts w:ascii="Times New Roman" w:hAnsi="Times New Roman" w:cs="Times New Roman"/>
+          <w:b/>
+          <w:bCs/>
+        </w:rPr>
+      </w:pPr>
+      <w:r>
+        <w:rPr>
+          <w:rFonts w:ascii="Times New Roman" w:hAnsi="Times New Roman" w:cs="Times New Roman"/>
+          <w:b/>
+          <w:bCs/>
+        </w:rPr>
+        <w:t>Stage 5: Co-occurrence Identification</w:t>
+      </w:r>
+    </w:p>
+    <w:p>
+      <w:pPr>
+        <w:tabs>
+          <w:tab w:val="left" w:pos="6768"/>
+        </w:tabs>
+        <w:jc w:val="both"/>
+        <w:rPr>
+          <w:rFonts w:ascii="Times New Roman" w:hAnsi="Times New Roman" w:cs="Times New Roman"/>
+        </w:rPr>
+      </w:pPr>
+      <w:r>
+        <w:rPr>
+          <w:rFonts w:ascii="Times New Roman" w:hAnsi="Times New Roman" w:cs="Times New Roman"/>
+        </w:rPr>
+        <w:t xml:space="preserve">Identify cognitive trade-off within individual discourse units. The input used is the binary aspect indicators and aspect counts. It </w:t>
+      </w:r>
+      <w:r>
+        <w:rPr>
+          <w:rFonts w:ascii="Times New Roman" w:hAnsi="Times New Roman" w:cs="Times New Roman"/>
+        </w:rPr>
+        <w:t>identifies</w:t>
+      </w:r>
+      <w:r>
+        <w:rPr>
+          <w:rFonts w:ascii="Times New Roman" w:hAnsi="Times New Roman" w:cs="Times New Roman"/>
+        </w:rPr>
+        <w:t xml:space="preserve"> posts with, benefits only, side effects only, both and neither, also finds the rank aspect frequencies.  </w:t>
+      </w:r>
+    </w:p>
+    <w:p>
+      <w:pPr>
+        <w:tabs>
+          <w:tab w:val="left" w:pos="6768"/>
+        </w:tabs>
+        <w:jc w:val="both"/>
+        <w:rPr>
+          <w:rFonts w:ascii="Times New Roman" w:hAnsi="Times New Roman" w:cs="Times New Roman"/>
+          <w:b/>
+          <w:bCs/>
+        </w:rPr>
+      </w:pPr>
+      <w:r>
+        <w:rPr>
+          <w:rFonts w:ascii="Times New Roman" w:hAnsi="Times New Roman" w:cs="Times New Roman"/>
+          <w:b/>
+          <w:bCs/>
+        </w:rPr>
+        <w:t xml:space="preserve">Stage 6: </w:t>
+      </w:r>
+      <w:r>
+        <w:rPr>
+          <w:rFonts w:ascii="Times New Roman" w:hAnsi="Times New Roman" w:cs="Times New Roman"/>
+          <w:b/>
+          <w:bCs/>
+        </w:rPr>
+        <w:t>Aspect Extraction Evidence</w:t>
+      </w:r>
+    </w:p>
+    <w:p>
+      <w:pPr>
+        <w:tabs>
+          <w:tab w:val="left" w:pos="6768"/>
+        </w:tabs>
+        <w:jc w:val="both"/>
+        <w:rPr>
+          <w:rFonts w:ascii="Times New Roman" w:hAnsi="Times New Roman" w:cs="Times New Roman"/>
+        </w:rPr>
+      </w:pPr>
+      <w:r>
+        <w:rPr>
+          <w:rFonts w:ascii="Times New Roman" w:hAnsi="Times New Roman" w:cs="Times New Roman"/>
+        </w:rPr>
+        <w:t xml:space="preserve">At this stage, the aggregated statistics and aspect frequencies. It supports interpretability, strengthens mixed-methods credibility. </w:t>
+      </w:r>
+    </w:p>
+    <w:p>
+      <w:pPr>
+        <w:tabs>
+          <w:tab w:val="left" w:pos="6768"/>
+        </w:tabs>
+        <w:rPr>
+          <w:rFonts w:ascii="Times New Roman" w:hAnsi="Times New Roman" w:cs="Times New Roman"/>
+        </w:rPr>
+      </w:pPr>
+    </w:p>
+    <w:p>
+      <w:pPr>
+        <w:tabs>
+          <w:tab w:val="left" w:pos="6768"/>
+        </w:tabs>
+        <w:rPr>
+          <w:rFonts w:ascii="Times New Roman" w:hAnsi="Times New Roman" w:cs="Times New Roman"/>
+        </w:rPr>
+      </w:pPr>
     </w:p>
     <w:sectPr>
       <w:pgSz w:w="11906" w:h="16838"/>
